--- a/public/plantillas/F006.docx
+++ b/public/plantillas/F006.docx
@@ -560,59 +560,83 @@
           <w:rFonts w:ascii="Arial" w:cs="Arial" w:eastAsia="Arial" w:hAnsi="Arial"/>
           <w:rtl w:val="0"/>
         </w:rPr>
-        <w:t>Fecha: {fechas}</w:t>
-      </w:r>
-    </w:p>
-    <w:p>
-      <w:pPr>
-        <w:rPr>
-          <w:rFonts w:ascii="Arial" w:cs="Arial" w:eastAsia="Arial" w:hAnsi="Arial"/>
-        </w:rPr>
-      </w:pPr>
-      <w:r>
-        <w:rPr>
-          <w:rtl w:val="0"/>
-        </w:rPr>
-      </w:r>
-    </w:p>
-    <w:p>
-      <w:pPr>
-        <w:rPr>
-          <w:rFonts w:ascii="Arial" w:cs="Arial" w:eastAsia="Arial" w:hAnsi="Arial"/>
-        </w:rPr>
-      </w:pPr>
-      <w:r>
-        <w:rPr>
-          <w:rFonts w:ascii="Arial" w:cs="Arial" w:eastAsia="Arial" w:hAnsi="Arial"/>
-          <w:rtl w:val="0"/>
-        </w:rPr>
-        <w:t>Hora de inicio: {hora_inicio}</w:t>
-      </w:r>
-    </w:p>
-    <w:p>
-      <w:pPr>
-        <w:rPr>
-          <w:rFonts w:ascii="Arial" w:cs="Arial" w:eastAsia="Arial" w:hAnsi="Arial"/>
-        </w:rPr>
-      </w:pPr>
-      <w:r>
-        <w:rPr>
-          <w:rtl w:val="0"/>
-        </w:rPr>
-      </w:r>
-    </w:p>
-    <w:p>
-      <w:pPr>
-        <w:rPr>
-          <w:rFonts w:ascii="Arial" w:cs="Arial" w:eastAsia="Arial" w:hAnsi="Arial"/>
-        </w:rPr>
-      </w:pPr>
-      <w:r>
-        <w:rPr>
-          <w:rFonts w:ascii="Arial" w:cs="Arial" w:eastAsia="Arial" w:hAnsi="Arial"/>
-          <w:rtl w:val="0"/>
-        </w:rPr>
-        <w:t>Hora de finalización: {hora_fin}</w:t>
+        <w:t xml:space="preserve">Fecha: </w:t>
+      </w:r>
+      <w:r>
+        <w:rPr>
+          <w:rFonts w:ascii="Arial" w:cs="Arial" w:eastAsia="Arial" w:hAnsi="Arial"/>
+          <w:u w:val="single"/>
+          <w:rtl w:val="0"/>
+        </w:rPr>
+        <w:t>{fechas|64}</w:t>
+      </w:r>
+    </w:p>
+    <w:p>
+      <w:pPr>
+        <w:rPr>
+          <w:rFonts w:ascii="Arial" w:cs="Arial" w:eastAsia="Arial" w:hAnsi="Arial"/>
+        </w:rPr>
+      </w:pPr>
+      <w:r>
+        <w:rPr>
+          <w:rtl w:val="0"/>
+        </w:rPr>
+      </w:r>
+    </w:p>
+    <w:p>
+      <w:pPr>
+        <w:rPr>
+          <w:rFonts w:ascii="Arial" w:cs="Arial" w:eastAsia="Arial" w:hAnsi="Arial"/>
+        </w:rPr>
+      </w:pPr>
+      <w:r>
+        <w:rPr>
+          <w:rFonts w:ascii="Arial" w:cs="Arial" w:eastAsia="Arial" w:hAnsi="Arial"/>
+          <w:rtl w:val="0"/>
+        </w:rPr>
+        <w:t xml:space="preserve">Hora de inicio: </w:t>
+      </w:r>
+      <w:r>
+        <w:rPr>
+          <w:rFonts w:ascii="Arial" w:cs="Arial" w:eastAsia="Arial" w:hAnsi="Arial"/>
+          <w:u w:val="single"/>
+          <w:rtl w:val="0"/>
+        </w:rPr>
+        <w:t>{hora_inicio|58}</w:t>
+      </w:r>
+    </w:p>
+    <w:p>
+      <w:pPr>
+        <w:rPr>
+          <w:rFonts w:ascii="Arial" w:cs="Arial" w:eastAsia="Arial" w:hAnsi="Arial"/>
+        </w:rPr>
+      </w:pPr>
+      <w:r>
+        <w:rPr>
+          <w:rtl w:val="0"/>
+        </w:rPr>
+      </w:r>
+    </w:p>
+    <w:p>
+      <w:pPr>
+        <w:rPr>
+          <w:rFonts w:ascii="Arial" w:cs="Arial" w:eastAsia="Arial" w:hAnsi="Arial"/>
+        </w:rPr>
+      </w:pPr>
+      <w:r>
+        <w:rPr>
+          <w:rFonts w:ascii="Arial" w:cs="Arial" w:eastAsia="Arial" w:hAnsi="Arial"/>
+          <w:rtl w:val="0"/>
+        </w:rPr>
+        <w:t xml:space="preserve">Hora de finalización: </w:t>
+      </w:r>
+      <w:r>
+        <w:rPr>
+          <w:rFonts w:ascii="Arial" w:cs="Arial" w:eastAsia="Arial" w:hAnsi="Arial"/>
+          <w:u w:val="single"/>
+          <w:rtl w:val="0"/>
+        </w:rPr>
+        <w:t>{hora_fin|53}</w:t>
       </w:r>
     </w:p>
     <w:p>
@@ -722,7 +746,7 @@
           <w:vertAlign w:val="baseline"/>
           <w:rtl w:val="0"/>
         </w:rPr>
-        <w:t>Set de Filmación</w:t>
+        <w:t xml:space="preserve">Set de Filmación</w:t>
       </w:r>
     </w:p>
     <w:p>
@@ -778,7 +802,7 @@
           <w:vertAlign w:val="baseline"/>
           <w:rtl w:val="0"/>
         </w:rPr>
-        <w:t>Base de Producción</w:t>
+        <w:t xml:space="preserve">Base de Producción</w:t>
       </w:r>
     </w:p>
     <w:p>
@@ -873,7 +897,7 @@
           <w:vertAlign w:val="baseline"/>
           <w:rtl w:val="0"/>
         </w:rPr>
-        <w:t>Casco Urbano</w:t>
+        <w:t xml:space="preserve">Casco Urbano</w:t>
       </w:r>
     </w:p>
     <w:p>
@@ -929,7 +953,7 @@
           <w:vertAlign w:val="baseline"/>
           <w:rtl w:val="0"/>
         </w:rPr>
-        <w:t>Zona Rural</w:t>
+        <w:t xml:space="preserve">Zona Rural</w:t>
       </w:r>
     </w:p>
     <w:p>
@@ -959,7 +983,21 @@
         </w:rPr>
         <w:t>Indique Barrio o Corregimiento:</w:t>
         <w:tab/>
-        <w:t xml:space="preserve"> {barrio}</w:t>
+        <w:t xml:space="preserve"> </w:t>
+      </w:r>
+      <w:r>
+        <w:rPr>
+          <w:rFonts w:ascii="Arial" w:cs="Arial" w:eastAsia="Arial" w:hAnsi="Arial"/>
+          <w:u w:val="single"/>
+          <w:rtl w:val="0"/>
+        </w:rPr>
+        <w:t>{barrio|43}</w:t>
+      </w:r>
+      <w:r>
+        <w:rPr>
+          <w:rFonts w:ascii="Arial" w:cs="Arial" w:eastAsia="Arial" w:hAnsi="Arial"/>
+          <w:rtl w:val="0"/>
+        </w:rPr>
         <w:br/>
       </w:r>
     </w:p>
@@ -992,7 +1030,14 @@
         </w:rPr>
         <w:t xml:space="preserve">Dirección de la filmación: </w:t>
         <w:tab/>
-        <w:t>{direccion}</w:t>
+      </w:r>
+      <w:r>
+        <w:rPr>
+          <w:rFonts w:ascii="Arial" w:cs="Arial" w:eastAsia="Arial" w:hAnsi="Arial"/>
+          <w:u w:val="single"/>
+          <w:rtl w:val="0"/>
+        </w:rPr>
+        <w:t>{direccion|50}</w:t>
       </w:r>
     </w:p>
     <w:p>
@@ -1323,7 +1368,7 @@
           <w:vertAlign w:val="baseline"/>
           <w:rtl w:val="0"/>
         </w:rPr>
-        <w:t>Alamedas, plazas y plazoletas.</w:t>
+        <w:t xml:space="preserve">Alamedas, plazas y plazoletas.</w:t>
       </w:r>
     </w:p>
     <w:p>
@@ -1379,7 +1424,7 @@
           <w:vertAlign w:val="baseline"/>
           <w:rtl w:val="0"/>
         </w:rPr>
-        <w:t>Puentes peatonales y zonas bajas de los puentes peatonales y vehiculares.</w:t>
+        <w:t xml:space="preserve">Puentes peatonales y zonas bajas de los puentes peatonales y vehiculares.</w:t>
       </w:r>
     </w:p>
     <w:p>
@@ -1435,7 +1480,7 @@
           <w:vertAlign w:val="baseline"/>
           <w:rtl w:val="0"/>
         </w:rPr>
-        <w:t>Infraestructura del Sistema Integrado de Transporte Masivo MIO.</w:t>
+        <w:t xml:space="preserve">Infraestructura del Sistema Integrado de Transporte Masivo MIO.</w:t>
       </w:r>
     </w:p>
     <w:p>
@@ -1491,7 +1536,7 @@
           <w:vertAlign w:val="baseline"/>
           <w:rtl w:val="0"/>
         </w:rPr>
-        <w:t>Plazas de mercado</w:t>
+        <w:t xml:space="preserve">Plazas de mercado</w:t>
       </w:r>
     </w:p>
     <w:p>
@@ -1547,7 +1592,7 @@
           <w:vertAlign w:val="baseline"/>
           <w:rtl w:val="0"/>
         </w:rPr>
-        <w:t>Espacio público natural (áreas protegidas, corredores ecológicos, zonas de ríos, zonas de manejo y preservación ambiental).</w:t>
+        <w:t xml:space="preserve">Espacio público natural (áreas protegidas, corredores ecológicos, zonas de ríos, zonas de manejo y preservación ambiental).</w:t>
       </w:r>
     </w:p>
     <w:p>
@@ -1712,7 +1757,7 @@
           <w:vertAlign w:val="baseline"/>
           <w:rtl w:val="0"/>
         </w:rPr>
-        <w:t>Cierres parciales vehiculares permanentes</w:t>
+        <w:t xml:space="preserve">Cierres parciales vehiculares permanentes</w:t>
       </w:r>
     </w:p>
     <w:p>
@@ -1768,7 +1813,7 @@
           <w:vertAlign w:val="baseline"/>
           <w:rtl w:val="0"/>
         </w:rPr>
-        <w:t>Cierres totales vehiculares permanentes</w:t>
+        <w:t xml:space="preserve">Cierres totales vehiculares permanentes</w:t>
       </w:r>
     </w:p>
     <w:p>
@@ -1936,7 +1981,7 @@
           <w:vertAlign w:val="baseline"/>
           <w:rtl w:val="0"/>
         </w:rPr>
-        <w:t>Cierres peatonales parciales permanentes</w:t>
+        <w:t xml:space="preserve">Cierres peatonales parciales permanentes</w:t>
       </w:r>
     </w:p>
     <w:p>
@@ -1992,7 +2037,7 @@
           <w:vertAlign w:val="baseline"/>
           <w:rtl w:val="0"/>
         </w:rPr>
-        <w:t>Cierres peatonales totales permanentes</w:t>
+        <w:t xml:space="preserve">Cierres peatonales totales permanentes</w:t>
       </w:r>
     </w:p>
     <w:p>
@@ -2104,7 +2149,7 @@
           <w:vertAlign w:val="baseline"/>
           <w:rtl w:val="0"/>
         </w:rPr>
-        <w:t>Cierres peatonales totales intermitentes</w:t>
+        <w:t xml:space="preserve">Cierres peatonales totales intermitentes</w:t>
       </w:r>
     </w:p>
     <w:p>
@@ -2157,33 +2202,55 @@
           <w:rFonts w:ascii="Arial" w:cs="Arial" w:eastAsia="Arial" w:hAnsi="Arial"/>
           <w:rtl w:val="0"/>
         </w:rPr>
-        <w:t>Indique el sentido de la vía del espacio público propuesto. Ejemplo: norte-sur, sur-norte. {sentido}</w:t>
-      </w:r>
-    </w:p>
-    <w:p>
-      <w:pPr>
-        <w:rPr>
-          <w:rFonts w:ascii="Arial" w:cs="Arial" w:eastAsia="Arial" w:hAnsi="Arial"/>
-        </w:rPr>
-      </w:pPr>
-      <w:r>
-        <w:rPr>
-          <w:rtl w:val="0"/>
-        </w:rPr>
-      </w:r>
-    </w:p>
-    <w:p>
-      <w:pPr>
-        <w:rPr>
-          <w:rFonts w:ascii="Arial" w:cs="Arial" w:eastAsia="Arial" w:hAnsi="Arial"/>
-        </w:rPr>
-      </w:pPr>
-      <w:r>
-        <w:rPr>
-          <w:rFonts w:ascii="Arial" w:cs="Arial" w:eastAsia="Arial" w:hAnsi="Arial"/>
-          <w:rtl w:val="0"/>
-        </w:rPr>
-        <w:t>Indique el costado de la vía donde está ubicado el espacio público propuesto. Ejemplo: costado derecho, costado izquierdo: {costado}</w:t>
+        <w:t xml:space="preserve">Indique el sentido de la vía del espacio público propuesto. Ejemplo: norte-sur, sur-norte. </w:t>
+      </w:r>
+      <w:r>
+        <w:rPr>
+          <w:rFonts w:ascii="Arial" w:cs="Arial" w:eastAsia="Arial" w:hAnsi="Arial"/>
+          <w:u w:val="single"/>
+          <w:rtl w:val="0"/>
+        </w:rPr>
+        <w:t>{sentido|70}</w:t>
+      </w:r>
+    </w:p>
+    <w:p>
+      <w:pPr>
+        <w:rPr>
+          <w:rFonts w:ascii="Arial" w:cs="Arial" w:eastAsia="Arial" w:hAnsi="Arial"/>
+        </w:rPr>
+      </w:pPr>
+      <w:r>
+        <w:rPr>
+          <w:rtl w:val="0"/>
+        </w:rPr>
+      </w:r>
+    </w:p>
+    <w:p>
+      <w:pPr>
+        <w:rPr>
+          <w:rFonts w:ascii="Arial" w:cs="Arial" w:eastAsia="Arial" w:hAnsi="Arial"/>
+        </w:rPr>
+      </w:pPr>
+      <w:r>
+        <w:rPr>
+          <w:rFonts w:ascii="Arial" w:cs="Arial" w:eastAsia="Arial" w:hAnsi="Arial"/>
+          <w:rtl w:val="0"/>
+        </w:rPr>
+        <w:t xml:space="preserve">Indique el costado de la vía donde está ubicado el espacio público propuesto. Ejemplo: costado derecho, costado izquierdo: </w:t>
+      </w:r>
+      <w:r>
+        <w:rPr>
+          <w:rFonts w:ascii="Arial" w:cs="Arial" w:eastAsia="Arial" w:hAnsi="Arial"/>
+          <w:u w:val="single"/>
+          <w:rtl w:val="0"/>
+        </w:rPr>
+        <w:t>{costado|41}</w:t>
+      </w:r>
+      <w:r>
+        <w:rPr>
+          <w:rFonts w:ascii="Arial" w:cs="Arial" w:eastAsia="Arial" w:hAnsi="Arial"/>
+          <w:rtl w:val="0"/>
+        </w:rPr>
         <w:br/>
       </w:r>
     </w:p>
@@ -2472,9 +2539,17 @@
       <w:r>
         <w:rPr>
           <w:rFonts w:ascii="Arial" w:cs="Arial" w:eastAsia="Arial" w:hAnsi="Arial"/>
-          <w:rtl w:val="0"/>
-        </w:rPr>
-        <w:t>{el_automoviles} Automóviles</w:t>
+          <w:u w:val="single"/>
+          <w:rtl w:val="0"/>
+        </w:rPr>
+        <w:t>{el_automoviles|4}</w:t>
+      </w:r>
+      <w:r>
+        <w:rPr>
+          <w:rFonts w:ascii="Arial" w:cs="Arial" w:eastAsia="Arial" w:hAnsi="Arial"/>
+          <w:rtl w:val="0"/>
+        </w:rPr>
+        <w:t xml:space="preserve"> Automóviles</w:t>
       </w:r>
       <w:r>
         <w:rPr>
@@ -2494,9 +2569,17 @@
       <w:r>
         <w:rPr>
           <w:rFonts w:ascii="Arial" w:cs="Arial" w:eastAsia="Arial" w:hAnsi="Arial"/>
-          <w:rtl w:val="0"/>
-        </w:rPr>
-        <w:t>{el_automoviles_escena} Automóviles en escena</w:t>
+          <w:u w:val="single"/>
+          <w:rtl w:val="0"/>
+        </w:rPr>
+        <w:t>{el_automoviles_escena|4}</w:t>
+      </w:r>
+      <w:r>
+        <w:rPr>
+          <w:rFonts w:ascii="Arial" w:cs="Arial" w:eastAsia="Arial" w:hAnsi="Arial"/>
+          <w:rtl w:val="0"/>
+        </w:rPr>
+        <w:t xml:space="preserve"> Automóviles en escena</w:t>
       </w:r>
       <w:r>
         <w:rPr>
@@ -2516,9 +2599,17 @@
       <w:r>
         <w:rPr>
           <w:rFonts w:ascii="Arial" w:cs="Arial" w:eastAsia="Arial" w:hAnsi="Arial"/>
-          <w:rtl w:val="0"/>
-        </w:rPr>
-        <w:t>{el_vanes} Vanes</w:t>
+          <w:u w:val="single"/>
+          <w:rtl w:val="0"/>
+        </w:rPr>
+        <w:t>{el_vanes|4}</w:t>
+      </w:r>
+      <w:r>
+        <w:rPr>
+          <w:rFonts w:ascii="Arial" w:cs="Arial" w:eastAsia="Arial" w:hAnsi="Arial"/>
+          <w:rtl w:val="0"/>
+        </w:rPr>
+        <w:t xml:space="preserve"> Vanes</w:t>
       </w:r>
       <w:r>
         <w:rPr>
@@ -2538,9 +2629,17 @@
       <w:r>
         <w:rPr>
           <w:rFonts w:ascii="Arial" w:cs="Arial" w:eastAsia="Arial" w:hAnsi="Arial"/>
-          <w:rtl w:val="0"/>
-        </w:rPr>
-        <w:t>{el_buses} Buses</w:t>
+          <w:u w:val="single"/>
+          <w:rtl w:val="0"/>
+        </w:rPr>
+        <w:t>{el_buses|4}</w:t>
+      </w:r>
+      <w:r>
+        <w:rPr>
+          <w:rFonts w:ascii="Arial" w:cs="Arial" w:eastAsia="Arial" w:hAnsi="Arial"/>
+          <w:rtl w:val="0"/>
+        </w:rPr>
+        <w:t xml:space="preserve"> Buses</w:t>
       </w:r>
       <w:r>
         <w:rPr>
@@ -2560,9 +2659,17 @@
       <w:r>
         <w:rPr>
           <w:rFonts w:ascii="Arial" w:cs="Arial" w:eastAsia="Arial" w:hAnsi="Arial"/>
-          <w:rtl w:val="0"/>
-        </w:rPr>
-        <w:t>{el_camiones} Camiones</w:t>
+          <w:u w:val="single"/>
+          <w:rtl w:val="0"/>
+        </w:rPr>
+        <w:t>{el_camiones|4}</w:t>
+      </w:r>
+      <w:r>
+        <w:rPr>
+          <w:rFonts w:ascii="Arial" w:cs="Arial" w:eastAsia="Arial" w:hAnsi="Arial"/>
+          <w:rtl w:val="0"/>
+        </w:rPr>
+        <w:t xml:space="preserve"> Camiones</w:t>
       </w:r>
       <w:r>
         <w:rPr>
@@ -2582,9 +2689,17 @@
       <w:r>
         <w:rPr>
           <w:rFonts w:ascii="Arial" w:cs="Arial" w:eastAsia="Arial" w:hAnsi="Arial"/>
-          <w:rtl w:val="0"/>
-        </w:rPr>
-        <w:t>{el_plantas} Plantas Eléctricas</w:t>
+          <w:u w:val="single"/>
+          <w:rtl w:val="0"/>
+        </w:rPr>
+        <w:t>{el_plantas|4}</w:t>
+      </w:r>
+      <w:r>
+        <w:rPr>
+          <w:rFonts w:ascii="Arial" w:cs="Arial" w:eastAsia="Arial" w:hAnsi="Arial"/>
+          <w:rtl w:val="0"/>
+        </w:rPr>
+        <w:t xml:space="preserve"> Plantas Eléctricas</w:t>
       </w:r>
       <w:r>
         <w:rPr>
@@ -2604,9 +2719,17 @@
       <w:r>
         <w:rPr>
           <w:rFonts w:ascii="Arial" w:cs="Arial" w:eastAsia="Arial" w:hAnsi="Arial"/>
-          <w:rtl w:val="0"/>
-        </w:rPr>
-        <w:t>{el_trailers} Tráilers o motor home</w:t>
+          <w:u w:val="single"/>
+          <w:rtl w:val="0"/>
+        </w:rPr>
+        <w:t>{el_trailers|4}</w:t>
+      </w:r>
+      <w:r>
+        <w:rPr>
+          <w:rFonts w:ascii="Arial" w:cs="Arial" w:eastAsia="Arial" w:hAnsi="Arial"/>
+          <w:rtl w:val="0"/>
+        </w:rPr>
+        <w:t xml:space="preserve"> Tráilers o motor home</w:t>
       </w:r>
       <w:r>
         <w:rPr>
@@ -2626,9 +2749,17 @@
       <w:r>
         <w:rPr>
           <w:rFonts w:ascii="Arial" w:cs="Arial" w:eastAsia="Arial" w:hAnsi="Arial"/>
-          <w:rtl w:val="0"/>
-        </w:rPr>
-        <w:t>{el_moviles} Móviles</w:t>
+          <w:u w:val="single"/>
+          <w:rtl w:val="0"/>
+        </w:rPr>
+        <w:t>{el_moviles|4}</w:t>
+      </w:r>
+      <w:r>
+        <w:rPr>
+          <w:rFonts w:ascii="Arial" w:cs="Arial" w:eastAsia="Arial" w:hAnsi="Arial"/>
+          <w:rtl w:val="0"/>
+        </w:rPr>
+        <w:t xml:space="preserve"> Móviles</w:t>
       </w:r>
       <w:r>
         <w:rPr>
@@ -2648,9 +2779,17 @@
       <w:r>
         <w:rPr>
           <w:rFonts w:ascii="Arial" w:cs="Arial" w:eastAsia="Arial" w:hAnsi="Arial"/>
-          <w:rtl w:val="0"/>
-        </w:rPr>
-        <w:t>{el_camabajas} Camabajas</w:t>
+          <w:u w:val="single"/>
+          <w:rtl w:val="0"/>
+        </w:rPr>
+        <w:t>{el_camabajas|4}</w:t>
+      </w:r>
+      <w:r>
+        <w:rPr>
+          <w:rFonts w:ascii="Arial" w:cs="Arial" w:eastAsia="Arial" w:hAnsi="Arial"/>
+          <w:rtl w:val="0"/>
+        </w:rPr>
+        <w:t xml:space="preserve"> Camabajas</w:t>
       </w:r>
       <w:r>
         <w:rPr>
@@ -2670,9 +2809,17 @@
       <w:r>
         <w:rPr>
           <w:rFonts w:ascii="Arial" w:cs="Arial" w:eastAsia="Arial" w:hAnsi="Arial"/>
-          <w:rtl w:val="0"/>
-        </w:rPr>
-        <w:t>{el_carrotanques} Carrotanques</w:t>
+          <w:u w:val="single"/>
+          <w:rtl w:val="0"/>
+        </w:rPr>
+        <w:t>{el_carrotanques|4}</w:t>
+      </w:r>
+      <w:r>
+        <w:rPr>
+          <w:rFonts w:ascii="Arial" w:cs="Arial" w:eastAsia="Arial" w:hAnsi="Arial"/>
+          <w:rtl w:val="0"/>
+        </w:rPr>
+        <w:t xml:space="preserve"> Carrotanques</w:t>
       </w:r>
       <w:r>
         <w:rPr>
@@ -2692,9 +2839,17 @@
       <w:r>
         <w:rPr>
           <w:rFonts w:ascii="Arial" w:cs="Arial" w:eastAsia="Arial" w:hAnsi="Arial"/>
-          <w:rtl w:val="0"/>
-        </w:rPr>
-        <w:t>{el_maquinaria} Maquinaria amarilla o azul</w:t>
+          <w:u w:val="single"/>
+          <w:rtl w:val="0"/>
+        </w:rPr>
+        <w:t>{el_maquinaria|4}</w:t>
+      </w:r>
+      <w:r>
+        <w:rPr>
+          <w:rFonts w:ascii="Arial" w:cs="Arial" w:eastAsia="Arial" w:hAnsi="Arial"/>
+          <w:rtl w:val="0"/>
+        </w:rPr>
+        <w:t xml:space="preserve"> Maquinaria amarilla o azul</w:t>
       </w:r>
       <w:r>
         <w:rPr>
@@ -2714,9 +2869,17 @@
       <w:r>
         <w:rPr>
           <w:rFonts w:ascii="Arial" w:cs="Arial" w:eastAsia="Arial" w:hAnsi="Arial"/>
-          <w:rtl w:val="0"/>
-        </w:rPr>
-        <w:t>{el_motos} Motos</w:t>
+          <w:u w:val="single"/>
+          <w:rtl w:val="0"/>
+        </w:rPr>
+        <w:t>{el_motos|4}</w:t>
+      </w:r>
+      <w:r>
+        <w:rPr>
+          <w:rFonts w:ascii="Arial" w:cs="Arial" w:eastAsia="Arial" w:hAnsi="Arial"/>
+          <w:rtl w:val="0"/>
+        </w:rPr>
+        <w:t xml:space="preserve"> Motos</w:t>
       </w:r>
       <w:r>
         <w:rPr>
@@ -2736,9 +2899,17 @@
       <w:r>
         <w:rPr>
           <w:rFonts w:ascii="Arial" w:cs="Arial" w:eastAsia="Arial" w:hAnsi="Arial"/>
-          <w:rtl w:val="0"/>
-        </w:rPr>
-        <w:t>{el_gruas} Grúas</w:t>
+          <w:u w:val="single"/>
+          <w:rtl w:val="0"/>
+        </w:rPr>
+        <w:t>{el_gruas|4}</w:t>
+      </w:r>
+      <w:r>
+        <w:rPr>
+          <w:rFonts w:ascii="Arial" w:cs="Arial" w:eastAsia="Arial" w:hAnsi="Arial"/>
+          <w:rtl w:val="0"/>
+        </w:rPr>
+        <w:t xml:space="preserve"> Grúas</w:t>
       </w:r>
       <w:r>
         <w:rPr>
@@ -2758,9 +2929,17 @@
       <w:r>
         <w:rPr>
           <w:rFonts w:ascii="Arial" w:cs="Arial" w:eastAsia="Arial" w:hAnsi="Arial"/>
-          <w:rtl w:val="0"/>
-        </w:rPr>
-        <w:t>{el_brazos} Brazos</w:t>
+          <w:u w:val="single"/>
+          <w:rtl w:val="0"/>
+        </w:rPr>
+        <w:t>{el_brazos|4}</w:t>
+      </w:r>
+      <w:r>
+        <w:rPr>
+          <w:rFonts w:ascii="Arial" w:cs="Arial" w:eastAsia="Arial" w:hAnsi="Arial"/>
+          <w:rtl w:val="0"/>
+        </w:rPr>
+        <w:t xml:space="preserve"> Brazos</w:t>
       </w:r>
       <w:r>
         <w:rPr>
@@ -2780,9 +2959,17 @@
       <w:r>
         <w:rPr>
           <w:rFonts w:ascii="Arial" w:cs="Arial" w:eastAsia="Arial" w:hAnsi="Arial"/>
-          <w:rtl w:val="0"/>
-        </w:rPr>
-        <w:t>{el_dolly} Dolly</w:t>
+          <w:u w:val="single"/>
+          <w:rtl w:val="0"/>
+        </w:rPr>
+        <w:t>{el_dolly|4}</w:t>
+      </w:r>
+      <w:r>
+        <w:rPr>
+          <w:rFonts w:ascii="Arial" w:cs="Arial" w:eastAsia="Arial" w:hAnsi="Arial"/>
+          <w:rtl w:val="0"/>
+        </w:rPr>
+        <w:t xml:space="preserve"> Dolly</w:t>
       </w:r>
       <w:r>
         <w:rPr>
@@ -2802,9 +2989,17 @@
       <w:r>
         <w:rPr>
           <w:rFonts w:ascii="Arial" w:cs="Arial" w:eastAsia="Arial" w:hAnsi="Arial"/>
-          <w:rtl w:val="0"/>
-        </w:rPr>
-        <w:t>{el_tripodes} Trípodes</w:t>
+          <w:u w:val="single"/>
+          <w:rtl w:val="0"/>
+        </w:rPr>
+        <w:t>{el_tripodes|4}</w:t>
+      </w:r>
+      <w:r>
+        <w:rPr>
+          <w:rFonts w:ascii="Arial" w:cs="Arial" w:eastAsia="Arial" w:hAnsi="Arial"/>
+          <w:rtl w:val="0"/>
+        </w:rPr>
+        <w:t xml:space="preserve"> Trípodes</w:t>
       </w:r>
       <w:r>
         <w:rPr>
@@ -2824,9 +3019,17 @@
       <w:r>
         <w:rPr>
           <w:rFonts w:ascii="Arial" w:cs="Arial" w:eastAsia="Arial" w:hAnsi="Arial"/>
-          <w:rtl w:val="0"/>
-        </w:rPr>
-        <w:t>{el_luminotecnia} Luminotecnia y grip</w:t>
+          <w:u w:val="single"/>
+          <w:rtl w:val="0"/>
+        </w:rPr>
+        <w:t>{el_luminotecnia|4}</w:t>
+      </w:r>
+      <w:r>
+        <w:rPr>
+          <w:rFonts w:ascii="Arial" w:cs="Arial" w:eastAsia="Arial" w:hAnsi="Arial"/>
+          <w:rtl w:val="0"/>
+        </w:rPr>
+        <w:t xml:space="preserve"> Luminotecnia y grip</w:t>
       </w:r>
       <w:r>
         <w:rPr>
@@ -2846,9 +3049,17 @@
       <w:r>
         <w:rPr>
           <w:rFonts w:ascii="Arial" w:cs="Arial" w:eastAsia="Arial" w:hAnsi="Arial"/>
-          <w:rtl w:val="0"/>
-        </w:rPr>
-        <w:t>{el_andamios} Andamios</w:t>
+          <w:u w:val="single"/>
+          <w:rtl w:val="0"/>
+        </w:rPr>
+        <w:t>{el_andamios|4}</w:t>
+      </w:r>
+      <w:r>
+        <w:rPr>
+          <w:rFonts w:ascii="Arial" w:cs="Arial" w:eastAsia="Arial" w:hAnsi="Arial"/>
+          <w:rtl w:val="0"/>
+        </w:rPr>
+        <w:t xml:space="preserve"> Andamios</w:t>
       </w:r>
       <w:r>
         <w:rPr>
@@ -2868,9 +3079,17 @@
       <w:r>
         <w:rPr>
           <w:rFonts w:ascii="Arial" w:cs="Arial" w:eastAsia="Arial" w:hAnsi="Arial"/>
-          <w:rtl w:val="0"/>
-        </w:rPr>
-        <w:t>{el_carpas} Carpas</w:t>
+          <w:u w:val="single"/>
+          <w:rtl w:val="0"/>
+        </w:rPr>
+        <w:t>{el_carpas|4}</w:t>
+      </w:r>
+      <w:r>
+        <w:rPr>
+          <w:rFonts w:ascii="Arial" w:cs="Arial" w:eastAsia="Arial" w:hAnsi="Arial"/>
+          <w:rtl w:val="0"/>
+        </w:rPr>
+        <w:t xml:space="preserve"> Carpas</w:t>
       </w:r>
       <w:r>
         <w:rPr>
@@ -2890,9 +3109,17 @@
       <w:r>
         <w:rPr>
           <w:rFonts w:ascii="Arial" w:cs="Arial" w:eastAsia="Arial" w:hAnsi="Arial"/>
-          <w:rtl w:val="0"/>
-        </w:rPr>
-        <w:t>{el_banos} Baños portátiles</w:t>
+          <w:u w:val="single"/>
+          <w:rtl w:val="0"/>
+        </w:rPr>
+        <w:t>{el_banos|4}</w:t>
+      </w:r>
+      <w:r>
+        <w:rPr>
+          <w:rFonts w:ascii="Arial" w:cs="Arial" w:eastAsia="Arial" w:hAnsi="Arial"/>
+          <w:rtl w:val="0"/>
+        </w:rPr>
+        <w:t xml:space="preserve"> Baños portátiles</w:t>
       </w:r>
       <w:r>
         <w:rPr>
@@ -2912,9 +3139,17 @@
       <w:r>
         <w:rPr>
           <w:rFonts w:ascii="Arial" w:cs="Arial" w:eastAsia="Arial" w:hAnsi="Arial"/>
-          <w:rtl w:val="0"/>
-        </w:rPr>
-        <w:t>{el_escenografia} Elementos de escenografía (agregue descripción)</w:t>
+          <w:u w:val="single"/>
+          <w:rtl w:val="0"/>
+        </w:rPr>
+        <w:t>{el_escenografia|4}</w:t>
+      </w:r>
+      <w:r>
+        <w:rPr>
+          <w:rFonts w:ascii="Arial" w:cs="Arial" w:eastAsia="Arial" w:hAnsi="Arial"/>
+          <w:rtl w:val="0"/>
+        </w:rPr>
+        <w:t xml:space="preserve"> Elementos de escenografía (agregue descripción)</w:t>
       </w:r>
       <w:r>
         <w:rPr>
@@ -2966,7 +3201,15 @@
           <w:rFonts w:ascii="Arial" w:cs="Arial" w:eastAsia="Arial" w:hAnsi="Arial"/>
           <w:rtl w:val="0"/>
         </w:rPr>
-        <w:t>¿cuál? {otros_elementos}</w:t>
+        <w:t xml:space="preserve">¿cuál? </w:t>
+      </w:r>
+      <w:r>
+        <w:rPr>
+          <w:rFonts w:ascii="Arial" w:cs="Arial" w:eastAsia="Arial" w:hAnsi="Arial"/>
+          <w:u w:val="single"/>
+          <w:rtl w:val="0"/>
+        </w:rPr>
+        <w:t>{otros_elementos|56}</w:t>
       </w:r>
     </w:p>
     <w:p>
@@ -3075,7 +3318,14 @@
           <w:rFonts w:ascii="Arial" w:cs="Arial" w:eastAsia="Arial" w:hAnsi="Arial"/>
           <w:rtl w:val="0"/>
         </w:rPr>
-        <w:t>{mio_si}Sí</w:t>
+        <w:t>{mio_si}</w:t>
+      </w:r>
+      <w:r>
+        <w:rPr>
+          <w:rFonts w:ascii="Arial" w:cs="Arial" w:eastAsia="Arial" w:hAnsi="Arial"/>
+          <w:rtl w:val="0"/>
+        </w:rPr>
+        <w:t>Sí</w:t>
       </w:r>
     </w:p>
     <w:p>
@@ -3091,7 +3341,14 @@
           <w:rFonts w:ascii="Arial" w:cs="Arial" w:eastAsia="Arial" w:hAnsi="Arial"/>
           <w:rtl w:val="0"/>
         </w:rPr>
-        <w:t>{mio_no}No</w:t>
+        <w:t>{mio_no}</w:t>
+      </w:r>
+      <w:r>
+        <w:rPr>
+          <w:rFonts w:ascii="Arial" w:cs="Arial" w:eastAsia="Arial" w:hAnsi="Arial"/>
+          <w:rtl w:val="0"/>
+        </w:rPr>
+        <w:t>No</w:t>
       </w:r>
     </w:p>
     <w:p>
@@ -3446,7 +3703,14 @@
           <w:rFonts w:ascii="Arial" w:cs="Arial" w:eastAsia="Arial" w:hAnsi="Arial"/>
           <w:rtl w:val="0"/>
         </w:rPr>
-        <w:t>{peatonal_si}Sí</w:t>
+        <w:t>{peatonal_si}</w:t>
+      </w:r>
+      <w:r>
+        <w:rPr>
+          <w:rFonts w:ascii="Arial" w:cs="Arial" w:eastAsia="Arial" w:hAnsi="Arial"/>
+          <w:rtl w:val="0"/>
+        </w:rPr>
+        <w:t>Sí</w:t>
       </w:r>
     </w:p>
     <w:p>
@@ -3462,7 +3726,14 @@
           <w:rFonts w:ascii="Arial" w:cs="Arial" w:eastAsia="Arial" w:hAnsi="Arial"/>
           <w:rtl w:val="0"/>
         </w:rPr>
-        <w:t>{peatonal_no}No</w:t>
+        <w:t>{peatonal_no}</w:t>
+      </w:r>
+      <w:r>
+        <w:rPr>
+          <w:rFonts w:ascii="Arial" w:cs="Arial" w:eastAsia="Arial" w:hAnsi="Arial"/>
+          <w:rtl w:val="0"/>
+        </w:rPr>
+        <w:t>No</w:t>
         <w:br/>
       </w:r>
     </w:p>
@@ -3496,7 +3767,14 @@
           <w:rFonts w:ascii="Arial" w:cs="Arial" w:eastAsia="Arial" w:hAnsi="Arial"/>
           <w:rtl w:val="0"/>
         </w:rPr>
-        <w:t>{publico_si}Sí</w:t>
+        <w:t>{publico_si}</w:t>
+      </w:r>
+      <w:r>
+        <w:rPr>
+          <w:rFonts w:ascii="Arial" w:cs="Arial" w:eastAsia="Arial" w:hAnsi="Arial"/>
+          <w:rtl w:val="0"/>
+        </w:rPr>
+        <w:t>Sí</w:t>
       </w:r>
     </w:p>
     <w:p>
@@ -3512,7 +3790,14 @@
           <w:rFonts w:ascii="Arial" w:cs="Arial" w:eastAsia="Arial" w:hAnsi="Arial"/>
           <w:rtl w:val="0"/>
         </w:rPr>
-        <w:t>{publico_no}No</w:t>
+        <w:t>{publico_no}</w:t>
+      </w:r>
+      <w:r>
+        <w:rPr>
+          <w:rFonts w:ascii="Arial" w:cs="Arial" w:eastAsia="Arial" w:hAnsi="Arial"/>
+          <w:rtl w:val="0"/>
+        </w:rPr>
+        <w:t>No</w:t>
         <w:br/>
       </w:r>
     </w:p>
@@ -3550,7 +3835,14 @@
           <w:rFonts w:ascii="Arial" w:cs="Arial" w:eastAsia="Arial" w:hAnsi="Arial"/>
           <w:rtl w:val="0"/>
         </w:rPr>
-        <w:t>{socializar_si}Sí</w:t>
+        <w:t>{socializar_si}</w:t>
+      </w:r>
+      <w:r>
+        <w:rPr>
+          <w:rFonts w:ascii="Arial" w:cs="Arial" w:eastAsia="Arial" w:hAnsi="Arial"/>
+          <w:rtl w:val="0"/>
+        </w:rPr>
+        <w:t>Sí</w:t>
       </w:r>
     </w:p>
     <w:p>
@@ -3567,7 +3859,14 @@
           <w:rFonts w:ascii="Arial" w:cs="Arial" w:eastAsia="Arial" w:hAnsi="Arial"/>
           <w:rtl w:val="0"/>
         </w:rPr>
-        <w:t>{socializar_no}No</w:t>
+        <w:t>{socializar_no}</w:t>
+      </w:r>
+      <w:r>
+        <w:rPr>
+          <w:rFonts w:ascii="Arial" w:cs="Arial" w:eastAsia="Arial" w:hAnsi="Arial"/>
+          <w:rtl w:val="0"/>
+        </w:rPr>
+        <w:t>No</w:t>
         <w:br/>
       </w:r>
       <w:r>
@@ -3606,7 +3905,14 @@
           <w:rFonts w:ascii="Arial" w:cs="Arial" w:eastAsia="Arial" w:hAnsi="Arial"/>
           <w:rtl w:val="0"/>
         </w:rPr>
-        <w:t>{particular_si}Sí</w:t>
+        <w:t>{particular_si}</w:t>
+      </w:r>
+      <w:r>
+        <w:rPr>
+          <w:rFonts w:ascii="Arial" w:cs="Arial" w:eastAsia="Arial" w:hAnsi="Arial"/>
+          <w:rtl w:val="0"/>
+        </w:rPr>
+        <w:t>Sí</w:t>
       </w:r>
     </w:p>
     <w:p>
@@ -3622,7 +3928,14 @@
           <w:rFonts w:ascii="Arial" w:cs="Arial" w:eastAsia="Arial" w:hAnsi="Arial"/>
           <w:rtl w:val="0"/>
         </w:rPr>
-        <w:t>{particular_no}No</w:t>
+        <w:t>{particular_no}</w:t>
+      </w:r>
+      <w:r>
+        <w:rPr>
+          <w:rFonts w:ascii="Arial" w:cs="Arial" w:eastAsia="Arial" w:hAnsi="Arial"/>
+          <w:rtl w:val="0"/>
+        </w:rPr>
+        <w:t>No</w:t>
       </w:r>
     </w:p>
     <w:p>
@@ -4007,7 +4320,14 @@
           <w:rFonts w:ascii="Arial" w:cs="Arial" w:eastAsia="Arial" w:hAnsi="Arial"/>
           <w:rtl w:val="0"/>
         </w:rPr>
-        <w:t>{semaforos_si}Sí</w:t>
+        <w:t>{semaforos_si}</w:t>
+      </w:r>
+      <w:r>
+        <w:rPr>
+          <w:rFonts w:ascii="Arial" w:cs="Arial" w:eastAsia="Arial" w:hAnsi="Arial"/>
+          <w:rtl w:val="0"/>
+        </w:rPr>
+        <w:t>Sí</w:t>
       </w:r>
     </w:p>
     <w:p>
@@ -4023,7 +4343,14 @@
           <w:rFonts w:ascii="Arial" w:cs="Arial" w:eastAsia="Arial" w:hAnsi="Arial"/>
           <w:rtl w:val="0"/>
         </w:rPr>
-        <w:t>{semaforos_no}No</w:t>
+        <w:t>{semaforos_no}</w:t>
+      </w:r>
+      <w:r>
+        <w:rPr>
+          <w:rFonts w:ascii="Arial" w:cs="Arial" w:eastAsia="Arial" w:hAnsi="Arial"/>
+          <w:rtl w:val="0"/>
+        </w:rPr>
+        <w:t>No</w:t>
         <w:br/>
       </w:r>
     </w:p>
